--- a/public/materialy/1L/2/Pracovní listy/1. Operační systém.docx
+++ b/public/materialy/1L/2/Pracovní listy/1. Operační systém.docx
@@ -215,6 +215,21 @@
       <w:proofErr w:type="spellEnd"/>
       <w:r>
         <w:t xml:space="preserve"> (kopírovat a vložit).</w:t>
+      </w:r>
+    </w:p>
+    <w:p>
+      <w:pPr>
+        <w:spacing w:before="120" w:after="100"/>
+      </w:pPr>
+      <w:r>
+        <w:rPr>
+          <w:b/>
+          <w:bCs/>
+        </w:rPr>
+        <w:t xml:space="preserve">Nemáš po ruce školní Windows? </w:t>
+      </w:r>
+      <w:r>
+        <w:t xml:space="preserve">Úkoly 1 až 3 zvládneš i ve virtuálním počítači na karelhlas.vercel.app/windows — běží v prohlížeči, nic se neinstaluje a vejdeš tam kódem od vyučujícího. Nastavení, Systém → O systému i Přizpůsobení → Pozadí tam najdeš na stejných místech. Snímek obrazovky si v něm udělej výřezem svého vlastního počítače.</w:t>
       </w:r>
     </w:p>
     <w:p>

--- a/public/materialy/1L/2/Pracovní listy/1. Operační systém.docx
+++ b/public/materialy/1L/2/Pracovní listy/1. Operační systém.docx
@@ -56,7 +56,7 @@
         <w:spacing w:after="100"/>
       </w:pPr>
       <w:r>
-        <w:t>Dnes prozkoumáš, co řídí tvůj počítač — operační systém Windows. Naučíš se měnit základní nastavení, zjistíš informace o svém počítači a vytvoříš svůj první odevzdaný dokument.</w:t>
+        <w:t>Dnes prozkoumáš, co řídí tvůj počítač — operační systém Windows. Naučíš se měnit základní nastavení, zjistíš informace o svém počítači a vytvoříš svůj první odevzdaný dokument.</w:t>
       </w:r>
     </w:p>
     <w:p>
@@ -71,7 +71,7 @@
         <w:t xml:space="preserve">Použití AI: </w:t>
       </w:r>
       <w:r>
-        <w:t>AI smíš použít jen tehdy, když nerozumíš nějakému pojmu a chceš ho vysvětlit. Úkoly ale vypracuj sám — jde o tvůj počítač a tvoje snímky obrazovky, AI je za tebe neudělá.</w:t>
+        <w:t>AI smíš použít jen tehdy, když nerozumíš nějakému pojmu a chceš ho vysvětlit. Úkoly ale vypracuj sám — jde o tvůj počítač a tvoje snímky obrazovky, AI je za tebe neudělá.</w:t>
       </w:r>
     </w:p>
     <w:p>
@@ -102,7 +102,7 @@
         <w:t>Operační systém (OS)</w:t>
       </w:r>
       <w:r>
-        <w:t xml:space="preserve"> je základní program počítače. Řídí hardware (procesor, paměť, disk), spouští aplikace a stará se o to, abys mohl s počítačem vůbec pracovat. Bez OS je počítač jen krabice plná elektroniky.</w:t>
+        <w:t xml:space="preserve"> je základní program počítače. Řídí hardware (procesor, paměť, disk), spouští aplikace a stará se o to, abys mohl s počítačem vůbec pracovat. Bez OS je počítač jen krabice plná elektroniky.</w:t>
       </w:r>
     </w:p>
     <w:p>
@@ -122,7 +122,7 @@
         <w:t xml:space="preserve">Příklady OS: </w:t>
       </w:r>
       <w:r>
-        <w:t>Windows (počítače), macOS (Apple), Linux (servery i počítače), Android a iOS (telefony).</w:t>
+        <w:t>Windows (počítače), macOS (Apple), Linux (servery i počítače), Android a iOS (telefony).</w:t>
       </w:r>
     </w:p>
     <w:p>
@@ -162,7 +162,7 @@
         <w:t>Nabídka Start</w:t>
       </w:r>
       <w:r>
-        <w:t xml:space="preserve"> = hlavní rozcestník aplikací a nastavení.</w:t>
+        <w:t xml:space="preserve"> = hlavní rozcestník aplikací a nastavení.</w:t>
       </w:r>
     </w:p>
     <w:p>
@@ -214,7 +214,7 @@
       </w:r>
       <w:proofErr w:type="spellEnd"/>
       <w:r>
-        <w:t xml:space="preserve"> (kopírovat a vložit).</w:t>
+        <w:t xml:space="preserve"> (kopírovat a vložit).</w:t>
       </w:r>
     </w:p>
     <w:p>
@@ -229,7 +229,7 @@
         <w:t xml:space="preserve">Nemáš po ruce školní Windows? </w:t>
       </w:r>
       <w:r>
-        <w:t xml:space="preserve">Úkoly 1 až 3 zvládneš i ve virtuálním počítači na karelhlas.vercel.app/windows — běží v prohlížeči, nic se neinstaluje a vejdeš tam kódem od vyučujícího. Nastavení, Systém → O systému i Přizpůsobení → Pozadí tam najdeš na stejných místech. Snímek obrazovky si v něm udělej výřezem svého vlastního počítače.</w:t>
+        <w:t xml:space="preserve">Úkoly 1 až 3 zvládneš i ve virtuálním počítači na karelhlas.vercel.app/windows — běží v prohlížeči, nic se neinstaluje a vejdeš tam kódem od vyučujícího. Nastavení, Systém → O systému i Přizpůsobení → Pozadí tam najdeš na stejných místech. Snímek obrazovky si v něm udělej výřezem svého vlastního počítače.</w:t>
       </w:r>
     </w:p>
     <w:p>
@@ -295,7 +295,7 @@
         <w:spacing w:after="40"/>
       </w:pPr>
       <w:r>
-        <w:t>Projdi si kategorie vlevo (Systém, Bluetooth a zařízení, Přizpůsobení, Účty…).</w:t>
+        <w:t>Projdi si kategorie vlevo (Systém, Bluetooth a zařízení, Přizpůsobení, Účty…).</w:t>
       </w:r>
     </w:p>
     <w:p>
@@ -308,7 +308,7 @@
         <w:spacing w:after="40"/>
       </w:pPr>
       <w:r>
-        <w:t>Najdi, kde se nastavuje: hlasitost zvuku, jas displeje, připojení k Wi-Fi.</w:t>
+        <w:t>Najdi, kde se nastavuje: hlasitost zvuku, jas displeje, připojení k Wi-Fi.</w:t>
       </w:r>
     </w:p>
     <w:p>
@@ -333,7 +333,7 @@
       </w:r>
       <w:proofErr w:type="spellEnd"/>
       <w:r>
-        <w:t xml:space="preserve"> a vlož ho zatím do nového dokumentu ve Wordu (</w:t>
+        <w:t xml:space="preserve"> a vlož ho zatím do nového dokumentu ve Wordu (</w:t>
       </w:r>
       <w:proofErr w:type="spellStart"/>
       <w:r>
@@ -355,7 +355,7 @@
           <w:bCs/>
           <w:color w:val="2E75B6"/>
         </w:rPr>
-        <w:t>Úkol 2 — Zjisti informace o svém počítači (5 min)</w:t>
+        <w:t>Úkol 2 — Zjisti informace o svém počítači (5 min)</w:t>
       </w:r>
     </w:p>
     <w:p>
@@ -368,14 +368,14 @@
         <w:spacing w:after="40"/>
       </w:pPr>
       <w:r>
-        <w:t xml:space="preserve">V Nastavení otevři </w:t>
-      </w:r>
-      <w:r>
-        <w:rPr>
-          <w:b/>
-          <w:bCs/>
-        </w:rPr>
-        <w:t>Systém → O systému</w:t>
+        <w:t xml:space="preserve">V Nastavení otevři </w:t>
+      </w:r>
+      <w:r>
+        <w:rPr>
+          <w:b/>
+          <w:bCs/>
+        </w:rPr>
+        <w:t>Systém → O systému</w:t>
       </w:r>
       <w:r>
         <w:t>.</w:t>
@@ -391,7 +391,7 @@
         <w:spacing w:after="40"/>
       </w:pPr>
       <w:r>
-        <w:t>Najdi: jakou verzi Windows počítač má a kolik má paměti RAM.</w:t>
+        <w:t>Najdi: jakou verzi Windows počítač má a kolik má paměti RAM.</w:t>
       </w:r>
     </w:p>
     <w:p>
@@ -404,7 +404,7 @@
         <w:spacing w:after="40"/>
       </w:pPr>
       <w:r>
-        <w:t>Pořiď snímek této obrazovky a vlož ho do svého dokumentu.</w:t>
+        <w:t>Pořiď snímek této obrazovky a vlož ho do svého dokumentu.</w:t>
       </w:r>
     </w:p>
     <w:p>
@@ -439,7 +439,7 @@
         <w:spacing w:after="40"/>
       </w:pPr>
       <w:r>
-        <w:t xml:space="preserve">V Nastavení otevři </w:t>
+        <w:t xml:space="preserve">V Nastavení otevři </w:t>
       </w:r>
       <w:r>
         <w:rPr>
@@ -462,7 +462,7 @@
         <w:spacing w:after="40"/>
       </w:pPr>
       <w:r>
-        <w:t>Vyber jiný obrázek pozadí (z nabízených, nic nestahuj).</w:t>
+        <w:t>Vyber jiný obrázek pozadí (z nabízených, nic nestahuj).</w:t>
       </w:r>
     </w:p>
     <w:p>
@@ -492,7 +492,7 @@
       </w:r>
       <w:proofErr w:type="spellEnd"/>
       <w:r>
-        <w:t>), pořiď snímek nové plochy a vlož ho do dokumentu.</w:t>
+        <w:t>), pořiď snímek nové plochy a vlož ho do dokumentu.</w:t>
       </w:r>
     </w:p>
     <w:p>
@@ -512,7 +512,7 @@
           <w:color w:val="2E75B6"/>
         </w:rPr>
         <w:lastRenderedPageBreak/>
-        <w:t>Úkol 4 — Dokonči a odevzdej dokument (5 min)</w:t>
+        <w:t>Úkol 4 — Dokonči a odevzdej dokument (5 min)</w:t>
       </w:r>
     </w:p>
     <w:p>
@@ -525,7 +525,7 @@
         <w:spacing w:after="40"/>
       </w:pPr>
       <w:r>
-        <w:t>Ke každému snímku napiš jednu větu: co je na něm a kde jsi to našel.</w:t>
+        <w:t>Ke každému snímku napiš jednu větu: co je na něm a kde jsi to našel.</w:t>
       </w:r>
     </w:p>
     <w:p>
@@ -590,7 +590,7 @@
         <w:spacing w:after="40"/>
       </w:pPr>
       <w:r>
-        <w:t>Dokument obsahuje všechny 3 snímky obrazovky s popisky.</w:t>
+        <w:t>Dokument obsahuje všechny 3 snímky obrazovky s popisky.</w:t>
       </w:r>
     </w:p>
     <w:p>
@@ -603,7 +603,7 @@
         <w:spacing w:after="40"/>
       </w:pPr>
       <w:r>
-        <w:t>Údaje o počítači (verze Windows, RAM) jsou správně doplněné.</w:t>
+        <w:t>Údaje o počítači (verze Windows, RAM) jsou správně doplněné.</w:t>
       </w:r>
     </w:p>
     <w:p>
@@ -616,7 +616,7 @@
         <w:spacing w:after="40"/>
       </w:pPr>
       <w:r>
-        <w:t>Soubor je správně pojmenovaný a odevzdaný na správné místo.</w:t>
+        <w:t>Soubor je správně pojmenovaný a odevzdaný na správné místo.</w:t>
       </w:r>
     </w:p>
     <w:p>
@@ -645,7 +645,7 @@
         <w:spacing w:after="40"/>
       </w:pPr>
       <w:r>
-        <w:t>K čemu slouží operační systém? Odpověz jednou větou.</w:t>
+        <w:t>K čemu slouží operační systém? Odpověz jednou větou.</w:t>
       </w:r>
     </w:p>
     <w:p>
@@ -666,7 +666,7 @@
         <w:spacing w:after="40"/>
       </w:pPr>
       <w:r>
-        <w:t>Jmenuj dva operační systémy pro počítač a dva pro telefon.</w:t>
+        <w:t>Jmenuj dva operační systémy pro počítač a dva pro telefon.</w:t>
       </w:r>
     </w:p>
     <w:p>
